--- a/专利/v0831_02专利技术交底书模板（文件命名：提交人-拟定名称-申请类型）-202509.docx
+++ b/专利/v0831_02专利技术交底书模板（文件命名：提交人-拟定名称-申请类型）-202509.docx
@@ -11359,7 +11359,7 @@
       <w:pPr>
         <w:ind w:firstLine="440"/>
         <w:rPr>
-          <w:rFonts w:ascii="Times New Roman" w:hAnsi="Times New Roman"/>
+          <w:rFonts w:ascii="Times New Roman" w:hAnsi="Times New Roman" w:hint="eastAsia"/>
         </w:rPr>
       </w:pPr>
       <w:r>
@@ -11490,7 +11490,13 @@
         <w:rPr>
           <w:rFonts w:ascii="Times New Roman" w:hAnsi="Times New Roman"/>
         </w:rPr>
-        <w:t>表示预设的寿命终止容量比例；当</w:t>
+        <w:t>表示预设的寿命终止容量比例；</w:t>
+      </w:r>
+      <w:r>
+        <w:rPr>
+          <w:rFonts w:ascii="Times New Roman" w:hAnsi="Times New Roman" w:hint="eastAsia"/>
+        </w:rPr>
+        <w:t>当</w:t>
       </w:r>
       <m:oMath>
         <m:sSubSup>
@@ -11498,7 +11504,6 @@
             <m:ctrlPr>
               <w:rPr>
                 <w:rFonts w:ascii="Cambria Math" w:hAnsi="Cambria Math"/>
-                <w:i/>
               </w:rPr>
             </m:ctrlPr>
           </m:sSubSupPr>
@@ -11527,18 +11532,19 @@
             </m:r>
           </m:sup>
         </m:sSubSup>
-        <m:r>
-          <w:rPr>
-            <w:rFonts w:ascii="Cambria Math" w:hAnsi="Cambria Math"/>
-          </w:rPr>
-          <m:t>不大于</m:t>
-        </m:r>
+      </m:oMath>
+      <w:r>
+        <w:rPr>
+          <w:rFonts w:ascii="Times New Roman" w:hAnsi="Times New Roman" w:hint="eastAsia"/>
+        </w:rPr>
+        <w:t>不大于</w:t>
+      </w:r>
+      <m:oMath>
         <m:sSub>
           <m:sSubPr>
             <m:ctrlPr>
               <w:rPr>
                 <w:rFonts w:ascii="Cambria Math" w:hAnsi="Cambria Math"/>
-                <w:i/>
               </w:rPr>
             </m:ctrlPr>
           </m:sSubPr>
@@ -11556,32 +11562,6 @@
                 <w:rFonts w:ascii="Cambria Math" w:hAnsi="Cambria Math"/>
               </w:rPr>
               <m:t>nom</m:t>
-            </m:r>
-          </m:sub>
-        </m:sSub>
-        <m:sSub>
-          <m:sSubPr>
-            <m:ctrlPr>
-              <w:rPr>
-                <w:rFonts w:ascii="Cambria Math" w:hAnsi="Cambria Math"/>
-                <w:i/>
-              </w:rPr>
-            </m:ctrlPr>
-          </m:sSubPr>
-          <m:e>
-            <m:r>
-              <w:rPr>
-                <w:rFonts w:ascii="Cambria Math" w:hAnsi="Cambria Math"/>
-              </w:rPr>
-              <m:t>η</m:t>
-            </m:r>
-          </m:e>
-          <m:sub>
-            <m:r>
-              <w:rPr>
-                <w:rFonts w:ascii="Cambria Math" w:hAnsi="Cambria Math"/>
-              </w:rPr>
-              <m:t>EOL</m:t>
             </m:r>
           </m:sub>
         </m:sSub>
@@ -11589,8 +11569,41 @@
           <w:rPr>
             <w:rFonts w:ascii="Cambria Math" w:hAnsi="Cambria Math"/>
           </w:rPr>
-          <m:t>时，将循环</m:t>
+          <m:t>×</m:t>
         </m:r>
+        <m:sSub>
+          <m:sSubPr>
+            <m:ctrlPr>
+              <w:rPr>
+                <w:rFonts w:ascii="Cambria Math" w:hAnsi="Cambria Math"/>
+              </w:rPr>
+            </m:ctrlPr>
+          </m:sSubPr>
+          <m:e>
+            <m:r>
+              <w:rPr>
+                <w:rFonts w:ascii="Cambria Math" w:hAnsi="Cambria Math"/>
+              </w:rPr>
+              <m:t>η</m:t>
+            </m:r>
+          </m:e>
+          <m:sub>
+            <m:r>
+              <w:rPr>
+                <w:rFonts w:ascii="Cambria Math" w:hAnsi="Cambria Math"/>
+              </w:rPr>
+              <m:t>EOL</m:t>
+            </m:r>
+          </m:sub>
+        </m:sSub>
+      </m:oMath>
+      <w:r>
+        <w:rPr>
+          <w:rFonts w:ascii="Times New Roman" w:hAnsi="Times New Roman" w:hint="eastAsia"/>
+        </w:rPr>
+        <w:t>时，将循环</w:t>
+      </w:r>
+      <m:oMath>
         <m:r>
           <w:rPr>
             <w:rFonts w:ascii="Cambria Math" w:hAnsi="Cambria Math"/>
@@ -11600,7 +11613,7 @@
       </m:oMath>
       <w:r>
         <w:rPr>
-          <w:rFonts w:ascii="Times New Roman" w:hAnsi="Times New Roman"/>
+          <w:rFonts w:ascii="Times New Roman" w:hAnsi="Times New Roman" w:hint="eastAsia"/>
         </w:rPr>
         <w:t>判定为寿命终止循环。</w:t>
       </w:r>
@@ -12217,7 +12230,7 @@
                   <w:rPr>
                     <w:rFonts w:ascii="Cambria Math" w:hAnsi="Cambria Math"/>
                   </w:rPr>
-                  <m:t>b</m:t>
+                  <m:t>b,:,t,:</m:t>
                 </m:r>
               </m:sub>
               <m:sup>
@@ -12229,12 +12242,6 @@
                 </m:r>
               </m:sup>
             </m:sSubSup>
-            <m:r>
-              <w:rPr>
-                <w:rFonts w:ascii="Cambria Math" w:hAnsi="Cambria Math"/>
-              </w:rPr>
-              <m:t>,:,t,:</m:t>
-            </m:r>
           </m:e>
         </m:d>
         <m:r>
@@ -14158,31 +14165,7 @@
               <w:rPr>
                 <w:rFonts w:ascii="Cambria Math" w:hAnsi="Cambria Math"/>
               </w:rPr>
-              <m:t>b</m:t>
-            </m:r>
-            <m:r>
-              <w:rPr>
-                <w:rFonts w:ascii="Cambria Math" w:hAnsi="Cambria Math"/>
-              </w:rPr>
-              <m:t>,</m:t>
-            </m:r>
-            <m:r>
-              <w:rPr>
-                <w:rFonts w:ascii="Cambria Math" w:hAnsi="Cambria Math"/>
-              </w:rPr>
-              <m:t>t</m:t>
-            </m:r>
-            <m:r>
-              <w:rPr>
-                <w:rFonts w:ascii="Cambria Math" w:hAnsi="Cambria Math"/>
-              </w:rPr>
-              <m:t>,</m:t>
-            </m:r>
-            <m:r>
-              <w:rPr>
-                <w:rFonts w:ascii="Cambria Math" w:hAnsi="Cambria Math"/>
-              </w:rPr>
-              <m:t>v</m:t>
+              <m:t>b,t,v</m:t>
             </m:r>
           </m:sub>
         </m:sSub>
@@ -14323,13 +14306,7 @@
                       <w:rPr>
                         <w:rFonts w:ascii="Cambria Math" w:hAnsi="Cambria Math"/>
                       </w:rPr>
-                      <m:t>,</m:t>
-                    </m:r>
-                    <m:r>
-                      <w:rPr>
-                        <w:rFonts w:ascii="Cambria Math" w:hAnsi="Cambria Math"/>
-                      </w:rPr>
-                      <m:t>ε</m:t>
+                      <m:t>,ε</m:t>
                     </m:r>
                   </m:e>
                 </m:d>
@@ -14664,15 +14641,14 @@
       <w:r>
         <w:rPr>
           <w:rFonts w:ascii="Times New Roman" w:hAnsi="Times New Roman"/>
-          <w:highlight w:val="yellow"/>
-        </w:rPr>
-        <w:t>将归一化序列按潜在变量索</w:t>
-      </w:r>
-      <w:r>
-        <w:rPr>
-          <w:rFonts w:ascii="Times New Roman" w:hAnsi="Times New Roman"/>
-        </w:rPr>
-        <w:t>引重新组织，使每个潜在变量对应一条长度为</w:t>
+        </w:rPr>
+        <w:t>将归一化序列按潜在变量索引重</w:t>
+      </w:r>
+      <w:r>
+        <w:rPr>
+          <w:rFonts w:ascii="Times New Roman" w:hAnsi="Times New Roman"/>
+        </w:rPr>
+        <w:t>新组织，使每个潜在变量对应一条长度为</w:t>
       </w:r>
       <m:oMath>
         <m:r>
@@ -15238,25 +15214,7 @@
           <w:rPr>
             <w:rFonts w:ascii="Cambria Math" w:hAnsi="Cambria Math"/>
           </w:rPr>
-          <m:t>t&lt;</m:t>
-        </m:r>
-        <m:r>
-          <w:rPr>
-            <w:rFonts w:ascii="Cambria Math" w:hAnsi="Cambria Math"/>
-          </w:rPr>
-          <m:t>H</m:t>
-        </m:r>
-        <m:r>
-          <w:rPr>
-            <w:rFonts w:ascii="Cambria Math" w:hAnsi="Cambria Math"/>
-          </w:rPr>
-          <m:t>+</m:t>
-        </m:r>
-        <m:r>
-          <w:rPr>
-            <w:rFonts w:ascii="Cambria Math" w:hAnsi="Cambria Math"/>
-          </w:rPr>
-          <m:t>s</m:t>
+          <m:t>t&lt;H+s</m:t>
         </m:r>
       </m:oMath>
       <w:r>
@@ -15331,31 +15289,7 @@
               <w:rPr>
                 <w:rFonts w:ascii="Cambria Math" w:hAnsi="Cambria Math"/>
               </w:rPr>
-              <m:t>b</m:t>
-            </m:r>
-            <m:r>
-              <w:rPr>
-                <w:rFonts w:ascii="Cambria Math" w:hAnsi="Cambria Math"/>
-              </w:rPr>
-              <m:t>,</m:t>
-            </m:r>
-            <m:r>
-              <w:rPr>
-                <w:rFonts w:ascii="Cambria Math" w:hAnsi="Cambria Math"/>
-              </w:rPr>
-              <m:t>v</m:t>
-            </m:r>
-            <m:r>
-              <w:rPr>
-                <w:rFonts w:ascii="Cambria Math" w:hAnsi="Cambria Math"/>
-              </w:rPr>
-              <m:t>,</m:t>
-            </m:r>
-            <m:r>
-              <w:rPr>
-                <w:rFonts w:ascii="Cambria Math" w:hAnsi="Cambria Math"/>
-              </w:rPr>
-              <m:t>t</m:t>
+              <m:t>b,v,t</m:t>
             </m:r>
           </m:sub>
         </m:sSub>
@@ -15915,19 +15849,7 @@
           <w:rPr>
             <w:rFonts w:ascii="Cambria Math" w:hAnsi="Cambria Math"/>
           </w:rPr>
-          <m:t>,</m:t>
-        </m:r>
-        <m:r>
-          <w:rPr>
-            <w:rFonts w:ascii="Cambria Math" w:hAnsi="Cambria Math"/>
-          </w:rPr>
-          <m:t>p</m:t>
-        </m:r>
-        <m:r>
-          <w:rPr>
-            <w:rFonts w:ascii="Cambria Math" w:hAnsi="Cambria Math"/>
-          </w:rPr>
-          <m:t>=0,…,</m:t>
+          <m:t>,p=0,…,</m:t>
         </m:r>
         <m:sSub>
           <m:sSubPr>
@@ -15958,19 +15880,7 @@
           <w:rPr>
             <w:rFonts w:ascii="Cambria Math" w:hAnsi="Cambria Math"/>
           </w:rPr>
-          <m:t>-1,</m:t>
-        </m:r>
-        <m:r>
-          <w:rPr>
-            <w:rFonts w:ascii="Cambria Math" w:hAnsi="Cambria Math"/>
-          </w:rPr>
-          <m:t>l</m:t>
-        </m:r>
-        <m:r>
-          <w:rPr>
-            <w:rFonts w:ascii="Cambria Math" w:hAnsi="Cambria Math"/>
-          </w:rPr>
-          <m:t>=0,…,</m:t>
+          <m:t>-1,l=0,…,</m:t>
         </m:r>
         <m:sSub>
           <m:sSubPr>
@@ -17549,7 +17459,7 @@
               <w:rPr>
                 <w:rFonts w:ascii="Cambria Math" w:hAnsi="Cambria Math"/>
               </w:rPr>
-              <m:t>b</m:t>
+              <m:t>b,v,:,:</m:t>
             </m:r>
           </m:sub>
           <m:sup>
@@ -17565,7 +17475,7 @@
           <w:rPr>
             <w:rFonts w:ascii="Cambria Math" w:hAnsi="Cambria Math"/>
           </w:rPr>
-          <m:t>,v,:,≔</m:t>
+          <m:t>=</m:t>
         </m:r>
         <m:sSub>
           <m:sSubPr>
@@ -17752,7 +17662,6 @@
             <m:ctrlPr>
               <w:rPr>
                 <w:rFonts w:ascii="Cambria Math" w:hAnsi="Cambria Math"/>
-                <w:i/>
               </w:rPr>
             </m:ctrlPr>
           </m:sSubSupPr>
@@ -17960,52 +17869,97 @@
         <w:rPr>
           <w:rFonts w:ascii="Times New Roman" w:hAnsi="Times New Roman"/>
         </w:rPr>
-        <w:t>由片段编码结果计算样本相关评分，并在同一潜在变量的全部片段上执行</w:t>
-      </w:r>
-      <w:r>
-        <w:rPr>
-          <w:rFonts w:ascii="Times New Roman" w:hAnsi="Times New Roman"/>
-        </w:rPr>
-        <w:t>Softmax</w:t>
-      </w:r>
-      <w:r>
-        <w:rPr>
-          <w:rFonts w:ascii="Times New Roman" w:hAnsi="Times New Roman"/>
-        </w:rPr>
-        <w:t>。</w:t>
+        <w:t>经过片段变换器编码后，对于第</w:t>
+      </w:r>
+      <m:oMath>
+        <m:r>
+          <w:rPr>
+            <w:rFonts w:ascii="Cambria Math" w:hAnsi="Cambria Math"/>
+          </w:rPr>
+          <m:t>b</m:t>
+        </m:r>
+      </m:oMath>
+      <w:r>
+        <w:rPr>
+          <w:rFonts w:ascii="Times New Roman" w:hAnsi="Times New Roman"/>
+        </w:rPr>
+        <w:t>个样本的第</w:t>
+      </w:r>
+      <w:r>
+        <w:rPr>
+          <w:rFonts w:ascii="Times New Roman" w:hAnsi="Times New Roman"/>
+        </w:rPr>
+        <w:t>v</w:t>
+      </w:r>
+      <w:r>
+        <w:rPr>
+          <w:rFonts w:ascii="Times New Roman" w:hAnsi="Times New Roman"/>
+        </w:rPr>
+        <w:t>个潜在变量，得到</w:t>
+      </w:r>
+      <m:oMath>
+        <m:sSub>
+          <m:sSubPr>
+            <m:ctrlPr>
+              <w:rPr>
+                <w:rFonts w:ascii="Cambria Math" w:hAnsi="Cambria Math"/>
+              </w:rPr>
+            </m:ctrlPr>
+          </m:sSubPr>
+          <m:e>
+            <m:r>
+              <w:rPr>
+                <w:rFonts w:ascii="Cambria Math" w:hAnsi="Cambria Math"/>
+              </w:rPr>
+              <m:t>N</m:t>
+            </m:r>
+          </m:e>
+          <m:sub>
+            <m:r>
+              <w:rPr>
+                <w:rFonts w:ascii="Cambria Math" w:hAnsi="Cambria Math"/>
+              </w:rPr>
+              <m:t>p</m:t>
+            </m:r>
+          </m:sub>
+        </m:sSub>
+      </m:oMath>
+      <w:r>
+        <w:rPr>
+          <w:rFonts w:ascii="Times New Roman" w:hAnsi="Times New Roman"/>
+        </w:rPr>
+        <w:t>个局部片段编码结果。为使模型能够根据不同样本及其退化阶段自动判断各局部片段对</w:t>
+      </w:r>
+      <w:r>
+        <w:rPr>
+          <w:rFonts w:ascii="Times New Roman" w:hAnsi="Times New Roman"/>
+        </w:rPr>
+        <w:t>RUL</w:t>
+      </w:r>
+      <w:r>
+        <w:rPr>
+          <w:rFonts w:ascii="Times New Roman" w:hAnsi="Times New Roman"/>
+        </w:rPr>
+        <w:t>预测的贡献程度，首先对每个片段编码结果计算片段评分，片段评分定义如公式（</w:t>
+      </w:r>
+      <w:r>
+        <w:rPr>
+          <w:rFonts w:ascii="Times New Roman" w:hAnsi="Times New Roman"/>
+        </w:rPr>
+        <w:t>20</w:t>
+      </w:r>
+      <w:r>
+        <w:rPr>
+          <w:rFonts w:ascii="Times New Roman" w:hAnsi="Times New Roman"/>
+        </w:rPr>
+        <w:t>）所示：</w:t>
       </w:r>
     </w:p>
     <w:p>
       <w:pPr>
         <w:ind w:firstLine="440"/>
         <w:rPr>
-          <w:rFonts w:ascii="Times New Roman" w:hAnsi="Times New Roman"/>
-        </w:rPr>
-      </w:pPr>
-      <w:r>
-        <w:rPr>
-          <w:rFonts w:ascii="Times New Roman" w:hAnsi="Times New Roman"/>
-        </w:rPr>
-        <w:t>由片段编码结果计算每个片段的样本相关评分，评分函数定义如公式（</w:t>
-      </w:r>
-      <w:r>
-        <w:rPr>
-          <w:rFonts w:ascii="Times New Roman" w:hAnsi="Times New Roman"/>
-        </w:rPr>
-        <w:t>20</w:t>
-      </w:r>
-      <w:r>
-        <w:rPr>
-          <w:rFonts w:ascii="Times New Roman" w:hAnsi="Times New Roman"/>
-        </w:rPr>
-        <w:t>）所示：</w:t>
-      </w:r>
-    </w:p>
-    <w:p>
-      <w:pPr>
-        <w:jc w:val="center"/>
-        <w:rPr>
-          <w:rFonts w:ascii="Times New Roman" w:hAnsi="Times New Roman"/>
+          <w:rFonts w:ascii="Times New Roman" w:hAnsi="Times New Roman" w:hint="eastAsia"/>
         </w:rPr>
       </w:pPr>
       <m:oMath>
@@ -18066,6 +18020,9 @@
           </m:sub>
           <m:sup>
             <m:r>
+              <m:rPr>
+                <m:sty m:val="p"/>
+              </m:rPr>
               <w:rPr>
                 <w:rFonts w:ascii="Cambria Math" w:hAnsi="Cambria Math"/>
               </w:rPr>
@@ -18094,7 +18051,7 @@
               <w:rPr>
                 <w:rFonts w:ascii="Cambria Math" w:hAnsi="Cambria Math"/>
               </w:rPr>
-              <m:t>b</m:t>
+              <m:t>b,v,p,:</m:t>
             </m:r>
           </m:sub>
           <m:sup>
@@ -18110,16 +18067,16 @@
           <w:rPr>
             <w:rFonts w:ascii="Cambria Math" w:hAnsi="Cambria Math"/>
           </w:rPr>
-          <m:t>,v,p,:+</m:t>
+          <m:t>+</m:t>
         </m:r>
-        <m:sSubSup>
-          <m:sSubSupPr>
-            <m:ctrlPr>
-              <w:rPr>
-                <w:rFonts w:ascii="Cambria Math" w:hAnsi="Cambria Math"/>
-              </w:rPr>
-            </m:ctrlPr>
-          </m:sSubSupPr>
+        <m:sSub>
+          <m:sSubPr>
+            <m:ctrlPr>
+              <w:rPr>
+                <w:rFonts w:ascii="Cambria Math" w:hAnsi="Cambria Math"/>
+              </w:rPr>
+            </m:ctrlPr>
+          </m:sSubPr>
           <m:e>
             <m:r>
               <w:rPr>
@@ -18133,36 +18090,22 @@
               <w:rPr>
                 <w:rFonts w:ascii="Cambria Math" w:hAnsi="Cambria Math"/>
               </w:rPr>
-              <m:t>p</m:t>
+              <m:t>ps</m:t>
             </m:r>
           </m:sub>
-          <m:sup>
-            <m:r>
-              <w:rPr>
-                <w:rFonts w:ascii="Cambria Math" w:hAnsi="Cambria Math"/>
-              </w:rPr>
-              <m:t>s</m:t>
-            </m:r>
-          </m:sup>
-        </m:sSubSup>
-      </m:oMath>
-      <w:r>
-        <w:rPr>
-          <w:rFonts w:ascii="Times New Roman" w:hAnsi="Times New Roman"/>
-        </w:rPr>
-        <w:t>（</w:t>
-      </w:r>
-      <w:r>
-        <w:rPr>
-          <w:rFonts w:ascii="Times New Roman" w:hAnsi="Times New Roman"/>
-        </w:rPr>
-        <w:t>20</w:t>
-      </w:r>
-      <w:r>
-        <w:rPr>
-          <w:rFonts w:ascii="Times New Roman" w:hAnsi="Times New Roman"/>
-        </w:rPr>
-        <w:t>）</w:t>
+        </m:sSub>
+      </m:oMath>
+      <w:r>
+        <w:rPr>
+          <w:rFonts w:ascii="Times New Roman" w:hAnsi="Times New Roman"/>
+        </w:rPr>
+        <w:t xml:space="preserve"> </w:t>
+      </w:r>
+      <w:r>
+        <w:rPr>
+          <w:rFonts w:ascii="Times New Roman" w:hAnsi="Times New Roman" w:hint="eastAsia"/>
+        </w:rPr>
+        <w:t>(20)</w:t>
       </w:r>
     </w:p>
     <w:p>
@@ -18178,62 +18121,36 @@
         </w:rPr>
         <w:t>其中，</w:t>
       </w:r>
-      <m:oMath>
-        <m:sSub>
-          <m:sSubPr>
-            <m:ctrlPr>
-              <w:rPr>
-                <w:rFonts w:ascii="Cambria Math" w:hAnsi="Cambria Math"/>
-                <w:i/>
-              </w:rPr>
-            </m:ctrlPr>
-          </m:sSubPr>
-          <m:e>
-            <m:r>
-              <w:rPr>
-                <w:rFonts w:ascii="Cambria Math" w:hAnsi="Cambria Math"/>
-              </w:rPr>
-              <m:t>ρ</m:t>
-            </m:r>
-          </m:e>
-          <m:sub>
-            <m:r>
-              <w:rPr>
-                <w:rFonts w:ascii="Cambria Math" w:hAnsi="Cambria Math"/>
-              </w:rPr>
-              <m:t>b,v,p</m:t>
-            </m:r>
-          </m:sub>
-        </m:sSub>
-      </m:oMath>
+      <w:r>
+        <w:rPr>
+          <w:rFonts w:ascii="Times New Roman" w:hAnsi="Times New Roman"/>
+        </w:rPr>
+        <w:t>ρ_{b,v,p}</w:t>
+      </w:r>
       <w:r>
         <w:rPr>
           <w:rFonts w:ascii="Times New Roman" w:hAnsi="Times New Roman"/>
         </w:rPr>
         <w:t>表示第</w:t>
       </w:r>
-      <m:oMath>
-        <m:r>
-          <w:rPr>
-            <w:rFonts w:ascii="Cambria Math" w:hAnsi="Cambria Math"/>
-          </w:rPr>
-          <m:t>b</m:t>
-        </m:r>
-      </m:oMath>
-      <w:r>
-        <w:rPr>
-          <w:rFonts w:ascii="Times New Roman" w:hAnsi="Times New Roman"/>
-        </w:rPr>
-        <w:t>个样本第</w:t>
-      </w:r>
-      <m:oMath>
-        <m:r>
-          <w:rPr>
-            <w:rFonts w:ascii="Cambria Math" w:hAnsi="Cambria Math"/>
-          </w:rPr>
-          <m:t>v</m:t>
-        </m:r>
-      </m:oMath>
+      <w:r>
+        <w:rPr>
+          <w:rFonts w:ascii="Times New Roman" w:hAnsi="Times New Roman"/>
+        </w:rPr>
+        <w:t>b</w:t>
+      </w:r>
+      <w:r>
+        <w:rPr>
+          <w:rFonts w:ascii="Times New Roman" w:hAnsi="Times New Roman"/>
+        </w:rPr>
+        <w:t>个样本、第</w:t>
+      </w:r>
+      <w:r>
+        <w:rPr>
+          <w:rFonts w:ascii="Times New Roman" w:hAnsi="Times New Roman"/>
+        </w:rPr>
+        <w:t>v</w:t>
+      </w:r>
       <w:r>
         <w:rPr>
           <w:rFonts w:ascii="Times New Roman" w:hAnsi="Times New Roman"/>
@@ -18252,125 +18169,106 @@
         <w:rPr>
           <w:rFonts w:ascii="Times New Roman" w:hAnsi="Times New Roman"/>
         </w:rPr>
-        <w:t>个片段评分；</w:t>
-      </w:r>
-      <m:oMath>
-        <m:sSubSup>
-          <m:sSubSupPr>
-            <m:ctrlPr>
-              <w:rPr>
-                <w:rFonts w:ascii="Cambria Math" w:hAnsi="Cambria Math"/>
-                <w:i/>
-              </w:rPr>
-            </m:ctrlPr>
-          </m:sSubSupPr>
+        <w:t>个局部片段的评分；</w:t>
+      </w:r>
+      <m:oMath>
+        <m:sSup>
+          <m:sSupPr>
+            <m:ctrlPr>
+              <w:rPr>
+                <w:rFonts w:ascii="Cambria Math" w:hAnsi="Cambria Math"/>
+              </w:rPr>
+            </m:ctrlPr>
+          </m:sSupPr>
           <m:e>
             <m:r>
               <w:rPr>
                 <w:rFonts w:ascii="Cambria Math" w:hAnsi="Cambria Math"/>
               </w:rPr>
-              <m:t>w</m:t>
+              <m:t>H</m:t>
             </m:r>
           </m:e>
-          <m:sub>
-            <m:r>
-              <w:rPr>
-                <w:rFonts w:ascii="Cambria Math" w:hAnsi="Cambria Math"/>
-              </w:rPr>
-              <m:t>p</m:t>
-            </m:r>
-          </m:sub>
           <m:sup>
             <m:r>
               <w:rPr>
                 <w:rFonts w:ascii="Cambria Math" w:hAnsi="Cambria Math"/>
               </w:rPr>
-              <m:t>T</m:t>
+              <m:t>patch</m:t>
             </m:r>
           </m:sup>
-        </m:sSubSup>
-      </m:oMath>
-      <w:r>
-        <w:rPr>
-          <w:rFonts w:ascii="Times New Roman" w:hAnsi="Times New Roman"/>
-        </w:rPr>
-        <w:t>表示片段评分向量的转置；</w:t>
-      </w:r>
-      <m:oMath>
-        <m:sSubSup>
-          <m:sSubSupPr>
-            <m:ctrlPr>
-              <w:rPr>
-                <w:rFonts w:ascii="Cambria Math" w:hAnsi="Cambria Math"/>
-                <w:i/>
-              </w:rPr>
-            </m:ctrlPr>
-          </m:sSubSupPr>
-          <m:e>
-            <m:r>
-              <w:rPr>
-                <w:rFonts w:ascii="Cambria Math" w:hAnsi="Cambria Math"/>
-              </w:rPr>
-              <m:t>H</m:t>
-            </m:r>
-          </m:e>
-          <m:sub>
-            <m:r>
-              <w:rPr>
-                <w:rFonts w:ascii="Cambria Math" w:hAnsi="Cambria Math"/>
-              </w:rPr>
-              <m:t>b,v,p,:</m:t>
-            </m:r>
-          </m:sub>
-          <m:sup>
-            <m:r>
-              <w:rPr>
-                <w:rFonts w:ascii="Cambria Math" w:hAnsi="Cambria Math"/>
-              </w:rPr>
-              <m:t>patch</m:t>
-            </m:r>
-          </m:sup>
-        </m:sSubSup>
-      </m:oMath>
-      <w:r>
-        <w:rPr>
-          <w:rFonts w:ascii="Times New Roman" w:hAnsi="Times New Roman"/>
-        </w:rPr>
-        <w:t>表示对应片段编码；</w:t>
-      </w:r>
-      <m:oMath>
-        <m:sSub>
-          <m:sSubPr>
-            <m:ctrlPr>
-              <w:rPr>
-                <w:rFonts w:ascii="Cambria Math" w:hAnsi="Cambria Math"/>
-                <w:i/>
-              </w:rPr>
-            </m:ctrlPr>
-          </m:sSubPr>
-          <m:e>
-            <m:r>
-              <w:rPr>
-                <w:rFonts w:ascii="Cambria Math" w:hAnsi="Cambria Math"/>
-              </w:rPr>
-              <m:t>b</m:t>
-            </m:r>
-          </m:e>
-          <m:sub>
-            <m:r>
-              <w:rPr>
-                <w:rFonts w:ascii="Cambria Math" w:hAnsi="Cambria Math"/>
-              </w:rPr>
-              <m:t>ps</m:t>
-            </m:r>
-          </m:sub>
-        </m:sSub>
-      </m:oMath>
-      <w:r>
-        <w:rPr>
-          <w:rFonts w:ascii="Times New Roman" w:hAnsi="Times New Roman"/>
-        </w:rPr>
-        <w:t>表示评分偏置；评分参数在样本和潜在变量之间共享。</w:t>
+        </m:sSup>
+        <m:r>
+          <w:rPr>
+            <w:rFonts w:ascii="Cambria Math" w:hAnsi="Cambria Math"/>
+          </w:rPr>
+          <m:t>b,v,p,:</m:t>
+        </m:r>
+      </m:oMath>
+      <w:r>
+        <w:rPr>
+          <w:rFonts w:ascii="Times New Roman" w:hAnsi="Times New Roman"/>
+        </w:rPr>
+        <w:t>表示对应局部片段经过片段变换器编码后得到的特征向量；</w:t>
+      </w:r>
+      <w:r>
+        <w:rPr>
+          <w:rFonts w:ascii="Times New Roman" w:hAnsi="Times New Roman"/>
+        </w:rPr>
+        <w:t>w_p</w:t>
+      </w:r>
+      <w:r>
+        <w:rPr>
+          <w:rFonts w:ascii="Times New Roman" w:hAnsi="Times New Roman"/>
+        </w:rPr>
+        <w:t>表示片段评分权重向量；</w:t>
+      </w:r>
+      <w:r>
+        <w:rPr>
+          <w:rFonts w:ascii="Times New Roman" w:hAnsi="Times New Roman"/>
+        </w:rPr>
+        <w:t>b{ps}</w:t>
+      </w:r>
+      <w:r>
+        <w:rPr>
+          <w:rFonts w:ascii="Times New Roman" w:hAnsi="Times New Roman"/>
+        </w:rPr>
+        <w:t>表示片段评分偏置；</w:t>
+      </w:r>
+      <w:r>
+        <w:rPr>
+          <w:rFonts w:ascii="Times New Roman" w:hAnsi="Times New Roman"/>
+        </w:rPr>
+        <w:t>d_p</w:t>
+      </w:r>
+      <w:r>
+        <w:rPr>
+          <w:rFonts w:ascii="Times New Roman" w:hAnsi="Times New Roman"/>
+        </w:rPr>
+        <w:t>表示片段编码维度；</w:t>
+      </w:r>
+      <w:r>
+        <w:rPr>
+          <w:rFonts w:ascii="Times New Roman" w:hAnsi="Times New Roman"/>
+        </w:rPr>
+        <w:t>p</w:t>
+      </w:r>
+      <w:r>
+        <w:rPr>
+          <w:rFonts w:ascii="Times New Roman" w:hAnsi="Times New Roman"/>
+        </w:rPr>
+        <w:t>表示片段索引，取值范围为</w:t>
+      </w:r>
+      <w:r>
+        <w:rPr>
+          <w:rFonts w:ascii="Times New Roman" w:hAnsi="Times New Roman"/>
+        </w:rPr>
+        <w:t>0,1,…,N_p-1</w:t>
+      </w:r>
+      <w:r>
+        <w:rPr>
+          <w:rFonts w:ascii="Times New Roman" w:hAnsi="Times New Roman"/>
+        </w:rPr>
+        <w:t>。片段评分权重和偏置在不同样本、不同潜在变量及不同片段之间共享，并通过训练过程进行更新。</w:t>
       </w:r>
     </w:p>
     <w:p>
@@ -18384,7 +18282,7 @@
         <w:rPr>
           <w:rFonts w:ascii="Times New Roman" w:hAnsi="Times New Roman"/>
         </w:rPr>
-        <w:t>在同一潜在变量的全部片段上对评分执行</w:t>
+        <w:t>为了将不同局部片段的评分转换为可比较的相对贡献程度，在同一个样本的同一个潜在变量范围内，对全部局部片段的评分执行</w:t>
       </w:r>
       <w:r>
         <w:rPr>
@@ -18396,7 +18294,7 @@
         <w:rPr>
           <w:rFonts w:ascii="Times New Roman" w:hAnsi="Times New Roman"/>
         </w:rPr>
-        <w:t>归一化，得到片段权重及其归一化约束，定义如公式（</w:t>
+        <w:t>归一化，得到片段权重。片段权重及其归一化约束定义如公式（</w:t>
       </w:r>
       <w:r>
         <w:rPr>
@@ -18413,9 +18311,9 @@
     </w:p>
     <w:p>
       <w:pPr>
-        <w:jc w:val="center"/>
-        <w:rPr>
-          <w:rFonts w:ascii="Times New Roman" w:hAnsi="Times New Roman"/>
+        <w:ind w:firstLine="440"/>
+        <w:rPr>
+          <w:rFonts w:ascii="Times New Roman" w:hAnsi="Times New Roman" w:hint="eastAsia"/>
         </w:rPr>
       </w:pPr>
       <m:oMath>
@@ -18459,66 +18357,76 @@
             </m:ctrlPr>
           </m:fPr>
           <m:num>
-            <m:r>
-              <w:rPr>
-                <w:rFonts w:ascii="Cambria Math" w:hAnsi="Cambria Math"/>
-              </w:rPr>
-              <m:t>exp</m:t>
-            </m:r>
-            <m:d>
-              <m:dPr>
+            <m:func>
+              <m:funcPr>
                 <m:ctrlPr>
                   <w:rPr>
                     <w:rFonts w:ascii="Cambria Math" w:hAnsi="Cambria Math"/>
                   </w:rPr>
                 </m:ctrlPr>
-              </m:dPr>
+              </m:funcPr>
+              <m:fName>
+                <m:r>
+                  <m:rPr>
+                    <m:sty m:val="p"/>
+                  </m:rPr>
+                  <w:rPr>
+                    <w:rFonts w:ascii="Cambria Math" w:hAnsi="Cambria Math"/>
+                  </w:rPr>
+                  <m:t>exp</m:t>
+                </m:r>
+              </m:fName>
               <m:e>
-                <m:sSub>
-                  <m:sSubPr>
+                <m:d>
+                  <m:dPr>
                     <m:ctrlPr>
                       <w:rPr>
                         <w:rFonts w:ascii="Cambria Math" w:hAnsi="Cambria Math"/>
                       </w:rPr>
                     </m:ctrlPr>
-                  </m:sSubPr>
+                  </m:dPr>
                   <m:e>
-                    <m:r>
-                      <w:rPr>
-                        <w:rFonts w:ascii="Cambria Math" w:hAnsi="Cambria Math"/>
-                      </w:rPr>
-                      <m:t>ρ</m:t>
-                    </m:r>
+                    <m:sSub>
+                      <m:sSubPr>
+                        <m:ctrlPr>
+                          <w:rPr>
+                            <w:rFonts w:ascii="Cambria Math" w:hAnsi="Cambria Math"/>
+                          </w:rPr>
+                        </m:ctrlPr>
+                      </m:sSubPr>
+                      <m:e>
+                        <m:r>
+                          <w:rPr>
+                            <w:rFonts w:ascii="Cambria Math" w:hAnsi="Cambria Math"/>
+                          </w:rPr>
+                          <m:t>ρ</m:t>
+                        </m:r>
+                      </m:e>
+                      <m:sub>
+                        <m:r>
+                          <w:rPr>
+                            <w:rFonts w:ascii="Cambria Math" w:hAnsi="Cambria Math"/>
+                          </w:rPr>
+                          <m:t>b,v,p</m:t>
+                        </m:r>
+                      </m:sub>
+                    </m:sSub>
                   </m:e>
-                  <m:sub>
-                    <m:r>
-                      <w:rPr>
-                        <w:rFonts w:ascii="Cambria Math" w:hAnsi="Cambria Math"/>
-                      </w:rPr>
-                      <m:t>b,v,p</m:t>
-                    </m:r>
-                  </m:sub>
-                </m:sSub>
+                </m:d>
               </m:e>
-            </m:d>
+            </m:func>
           </m:num>
           <m:den>
-            <m:sSubSup>
-              <m:sSubSupPr>
+            <m:nary>
+              <m:naryPr>
+                <m:chr m:val="∑"/>
+                <m:limLoc m:val="undOvr"/>
                 <m:ctrlPr>
                   <w:rPr>
                     <w:rFonts w:ascii="Cambria Math" w:hAnsi="Cambria Math"/>
                   </w:rPr>
                 </m:ctrlPr>
-              </m:sSubSupPr>
-              <m:e>
-                <m:r>
-                  <w:rPr>
-                    <w:rFonts w:ascii="Cambria Math" w:hAnsi="Cambria Math"/>
-                  </w:rPr>
-                  <m:t>Σ</m:t>
-                </m:r>
-              </m:e>
+              </m:naryPr>
               <m:sub>
                 <m:r>
                   <w:rPr>
@@ -18560,73 +18468,85 @@
                   <m:t>-1</m:t>
                 </m:r>
               </m:sup>
-            </m:sSubSup>
-            <m:r>
-              <w:rPr>
-                <w:rFonts w:ascii="Cambria Math" w:hAnsi="Cambria Math"/>
-              </w:rPr>
-              <m:t>exp</m:t>
-            </m:r>
-            <m:d>
-              <m:dPr>
-                <m:ctrlPr>
-                  <w:rPr>
-                    <w:rFonts w:ascii="Cambria Math" w:hAnsi="Cambria Math"/>
-                  </w:rPr>
-                </m:ctrlPr>
-              </m:dPr>
               <m:e>
-                <m:sSub>
-                  <m:sSubPr>
+                <m:func>
+                  <m:funcPr>
                     <m:ctrlPr>
                       <w:rPr>
                         <w:rFonts w:ascii="Cambria Math" w:hAnsi="Cambria Math"/>
                       </w:rPr>
                     </m:ctrlPr>
-                  </m:sSubPr>
-                  <m:e>
+                  </m:funcPr>
+                  <m:fName>
                     <m:r>
+                      <m:rPr>
+                        <m:sty m:val="p"/>
+                      </m:rPr>
                       <w:rPr>
                         <w:rFonts w:ascii="Cambria Math" w:hAnsi="Cambria Math"/>
                       </w:rPr>
-                      <m:t>ρ</m:t>
+                      <m:t>exp</m:t>
                     </m:r>
+                  </m:fName>
+                  <m:e>
+                    <m:d>
+                      <m:dPr>
+                        <m:ctrlPr>
+                          <w:rPr>
+                            <w:rFonts w:ascii="Cambria Math" w:hAnsi="Cambria Math"/>
+                          </w:rPr>
+                        </m:ctrlPr>
+                      </m:dPr>
+                      <m:e>
+                        <m:sSub>
+                          <m:sSubPr>
+                            <m:ctrlPr>
+                              <w:rPr>
+                                <w:rFonts w:ascii="Cambria Math" w:hAnsi="Cambria Math"/>
+                              </w:rPr>
+                            </m:ctrlPr>
+                          </m:sSubPr>
+                          <m:e>
+                            <m:r>
+                              <w:rPr>
+                                <w:rFonts w:ascii="Cambria Math" w:hAnsi="Cambria Math"/>
+                              </w:rPr>
+                              <m:t>ρ</m:t>
+                            </m:r>
+                          </m:e>
+                          <m:sub>
+                            <m:r>
+                              <w:rPr>
+                                <w:rFonts w:ascii="Cambria Math" w:hAnsi="Cambria Math"/>
+                              </w:rPr>
+                              <m:t>b,v,k</m:t>
+                            </m:r>
+                          </m:sub>
+                        </m:sSub>
+                      </m:e>
+                    </m:d>
                   </m:e>
-                  <m:sub>
-                    <m:r>
-                      <w:rPr>
-                        <w:rFonts w:ascii="Cambria Math" w:hAnsi="Cambria Math"/>
-                      </w:rPr>
-                      <m:t>b,v,k</m:t>
-                    </m:r>
-                  </m:sub>
-                </m:sSub>
+                </m:func>
               </m:e>
-            </m:d>
+            </m:nary>
           </m:den>
         </m:f>
         <m:r>
           <w:rPr>
             <w:rFonts w:ascii="Cambria Math" w:hAnsi="Cambria Math"/>
           </w:rPr>
-          <m:t>,</m:t>
+          <m:t>,  </m:t>
         </m:r>
-        <m:sSubSup>
-          <m:sSubSupPr>
-            <m:ctrlPr>
-              <w:rPr>
-                <w:rFonts w:ascii="Cambria Math" w:hAnsi="Cambria Math"/>
-              </w:rPr>
-            </m:ctrlPr>
-          </m:sSubSupPr>
-          <m:e>
-            <m:r>
-              <w:rPr>
-                <w:rFonts w:ascii="Cambria Math" w:hAnsi="Cambria Math"/>
-              </w:rPr>
-              <m:t>Σ</m:t>
-            </m:r>
-          </m:e>
+        <m:nary>
+          <m:naryPr>
+            <m:chr m:val="∑"/>
+            <m:limLoc m:val="undOvr"/>
+            <m:ctrlPr>
+              <w:rPr>
+                <w:rFonts w:ascii="Cambria Math" w:hAnsi="Cambria Math"/>
+              </w:rPr>
+            </m:ctrlPr>
+          </m:naryPr>
           <m:sub>
             <m:r>
               <w:rPr>
@@ -18668,214 +18588,12 @@
               <m:t>-1</m:t>
             </m:r>
           </m:sup>
-        </m:sSubSup>
-        <m:sSub>
-          <m:sSubPr>
-            <m:ctrlPr>
-              <w:rPr>
-                <w:rFonts w:ascii="Cambria Math" w:hAnsi="Cambria Math"/>
-              </w:rPr>
-            </m:ctrlPr>
-          </m:sSubPr>
           <m:e>
-            <m:r>
-              <w:rPr>
-                <w:rFonts w:ascii="Cambria Math" w:hAnsi="Cambria Math"/>
-              </w:rPr>
-              <m:t>α</m:t>
-            </m:r>
-          </m:e>
-          <m:sub>
-            <m:r>
-              <w:rPr>
-                <w:rFonts w:ascii="Cambria Math" w:hAnsi="Cambria Math"/>
-              </w:rPr>
-              <m:t>b,v,p</m:t>
-            </m:r>
-          </m:sub>
-        </m:sSub>
-        <m:r>
-          <w:rPr>
-            <w:rFonts w:ascii="Cambria Math" w:hAnsi="Cambria Math"/>
-          </w:rPr>
-          <m:t>=1</m:t>
-        </m:r>
-      </m:oMath>
-      <w:r>
-        <w:rPr>
-          <w:rFonts w:ascii="Times New Roman" w:hAnsi="Times New Roman"/>
-        </w:rPr>
-        <w:t>（</w:t>
-      </w:r>
-      <w:r>
-        <w:rPr>
-          <w:rFonts w:ascii="Times New Roman" w:hAnsi="Times New Roman"/>
-        </w:rPr>
-        <w:t>21</w:t>
-      </w:r>
-      <w:r>
-        <w:rPr>
-          <w:rFonts w:ascii="Times New Roman" w:hAnsi="Times New Roman"/>
-        </w:rPr>
-        <w:t>）</w:t>
-      </w:r>
-    </w:p>
-    <w:p>
-      <w:pPr>
-        <w:ind w:firstLine="440"/>
-        <w:rPr>
-          <w:rFonts w:ascii="Times New Roman" w:hAnsi="Times New Roman"/>
-        </w:rPr>
-      </w:pPr>
-      <w:r>
-        <w:rPr>
-          <w:rFonts w:ascii="Times New Roman" w:hAnsi="Times New Roman"/>
-        </w:rPr>
-        <w:t>其中，</w:t>
-      </w:r>
-      <m:oMath>
-        <m:sSub>
-          <m:sSubPr>
-            <m:ctrlPr>
-              <w:rPr>
-                <w:rFonts w:ascii="Cambria Math" w:hAnsi="Cambria Math"/>
-                <w:i/>
-              </w:rPr>
-            </m:ctrlPr>
-          </m:sSubPr>
-          <m:e>
-            <m:r>
-              <w:rPr>
-                <w:rFonts w:ascii="Cambria Math" w:hAnsi="Cambria Math"/>
-              </w:rPr>
-              <m:t>α</m:t>
-            </m:r>
-          </m:e>
-          <m:sub>
-            <m:r>
-              <w:rPr>
-                <w:rFonts w:ascii="Cambria Math" w:hAnsi="Cambria Math"/>
-              </w:rPr>
-              <m:t>b,v,p</m:t>
-            </m:r>
-          </m:sub>
-        </m:sSub>
-      </m:oMath>
-      <w:r>
-        <w:rPr>
-          <w:rFonts w:ascii="Times New Roman" w:hAnsi="Times New Roman"/>
-        </w:rPr>
-        <w:t>表示片段权重；</w:t>
-      </w:r>
-      <m:oMath>
-        <m:r>
-          <w:rPr>
-            <w:rFonts w:ascii="Cambria Math" w:hAnsi="Cambria Math"/>
-          </w:rPr>
-          <m:t>exp</m:t>
-        </m:r>
-      </m:oMath>
-      <w:r>
-        <w:rPr>
-          <w:rFonts w:ascii="Times New Roman" w:hAnsi="Times New Roman"/>
-        </w:rPr>
-        <w:t>表示指数函数；分母对同一潜在变量的全部</w:t>
-      </w:r>
-      <m:oMath>
-        <m:sSub>
-          <m:sSubPr>
-            <m:ctrlPr>
-              <w:rPr>
-                <w:rFonts w:ascii="Cambria Math" w:hAnsi="Cambria Math"/>
-                <w:i/>
-              </w:rPr>
-            </m:ctrlPr>
-          </m:sSubPr>
-          <m:e>
-            <m:r>
-              <w:rPr>
-                <w:rFonts w:ascii="Cambria Math" w:hAnsi="Cambria Math"/>
-              </w:rPr>
-              <m:t>N</m:t>
-            </m:r>
-          </m:e>
-          <m:sub>
-            <m:r>
-              <w:rPr>
-                <w:rFonts w:ascii="Cambria Math" w:hAnsi="Cambria Math"/>
-              </w:rPr>
-              <m:t>p</m:t>
-            </m:r>
-          </m:sub>
-        </m:sSub>
-      </m:oMath>
-      <w:r>
-        <w:rPr>
-          <w:rFonts w:ascii="Times New Roman" w:hAnsi="Times New Roman"/>
-        </w:rPr>
-        <w:t>个片段求和；</w:t>
-      </w:r>
-      <m:oMath>
-        <m:r>
-          <w:rPr>
-            <w:rFonts w:ascii="Cambria Math" w:hAnsi="Cambria Math"/>
-          </w:rPr>
-          <m:t>p</m:t>
-        </m:r>
-      </m:oMath>
-      <w:r>
-        <w:rPr>
-          <w:rFonts w:ascii="Times New Roman" w:hAnsi="Times New Roman"/>
-        </w:rPr>
-        <w:t>和</w:t>
-      </w:r>
-      <m:oMath>
-        <m:r>
-          <w:rPr>
-            <w:rFonts w:ascii="Cambria Math" w:hAnsi="Cambria Math"/>
-          </w:rPr>
-          <m:t>k</m:t>
-        </m:r>
-      </m:oMath>
-      <w:r>
-        <w:rPr>
-          <w:rFonts w:ascii="Times New Roman" w:hAnsi="Times New Roman"/>
-        </w:rPr>
-        <w:t>均为片段索引；权重满足</w:t>
-      </w:r>
-      <m:oMath>
-        <m:sSubSup>
-          <m:sSubSupPr>
-            <m:ctrlPr>
-              <w:rPr>
-                <w:rFonts w:ascii="Cambria Math" w:hAnsi="Cambria Math"/>
-                <w:i/>
-              </w:rPr>
-            </m:ctrlPr>
-          </m:sSubSupPr>
-          <m:e>
-            <m:r>
-              <w:rPr>
-                <w:rFonts w:ascii="Cambria Math" w:hAnsi="Cambria Math"/>
-              </w:rPr>
-              <m:t>Σ</m:t>
-            </m:r>
-          </m:e>
-          <m:sub>
-            <m:r>
-              <w:rPr>
-                <w:rFonts w:ascii="Cambria Math" w:hAnsi="Cambria Math"/>
-              </w:rPr>
-              <m:t>p=0</m:t>
-            </m:r>
-          </m:sub>
-          <m:sup>
             <m:sSub>
               <m:sSubPr>
                 <m:ctrlPr>
                   <w:rPr>
                     <w:rFonts w:ascii="Cambria Math" w:hAnsi="Cambria Math"/>
-                    <w:i/>
                   </w:rPr>
                 </m:ctrlPr>
               </m:sSubPr>
@@ -18884,7 +18602,7 @@
                   <w:rPr>
                     <w:rFonts w:ascii="Cambria Math" w:hAnsi="Cambria Math"/>
                   </w:rPr>
-                  <m:t>N</m:t>
+                  <m:t>α</m:t>
                 </m:r>
               </m:e>
               <m:sub>
@@ -18892,44 +18610,12 @@
                   <w:rPr>
                     <w:rFonts w:ascii="Cambria Math" w:hAnsi="Cambria Math"/>
                   </w:rPr>
-                  <m:t>p</m:t>
+                  <m:t>b,v,p</m:t>
                 </m:r>
               </m:sub>
             </m:sSub>
-            <m:r>
-              <w:rPr>
-                <w:rFonts w:ascii="Cambria Math" w:hAnsi="Cambria Math"/>
-              </w:rPr>
-              <m:t>-1</m:t>
-            </m:r>
-          </m:sup>
-        </m:sSubSup>
-        <m:sSub>
-          <m:sSubPr>
-            <m:ctrlPr>
-              <w:rPr>
-                <w:rFonts w:ascii="Cambria Math" w:hAnsi="Cambria Math"/>
-                <w:i/>
-              </w:rPr>
-            </m:ctrlPr>
-          </m:sSubPr>
-          <m:e>
-            <m:r>
-              <w:rPr>
-                <w:rFonts w:ascii="Cambria Math" w:hAnsi="Cambria Math"/>
-              </w:rPr>
-              <m:t>α</m:t>
-            </m:r>
           </m:e>
-          <m:sub>
-            <m:r>
-              <w:rPr>
-                <w:rFonts w:ascii="Cambria Math" w:hAnsi="Cambria Math"/>
-              </w:rPr>
-              <m:t>b,v,p</m:t>
-            </m:r>
-          </m:sub>
-        </m:sSub>
+        </m:nary>
         <m:r>
           <w:rPr>
             <w:rFonts w:ascii="Cambria Math" w:hAnsi="Cambria Math"/>
@@ -18941,7 +18627,13 @@
         <w:rPr>
           <w:rFonts w:ascii="Times New Roman" w:hAnsi="Times New Roman"/>
         </w:rPr>
-        <w:t>。</w:t>
+        <w:t xml:space="preserve"> </w:t>
+      </w:r>
+      <w:r>
+        <w:rPr>
+          <w:rFonts w:ascii="Times New Roman" w:hAnsi="Times New Roman" w:hint="eastAsia"/>
+        </w:rPr>
+        <w:t>(21)</w:t>
       </w:r>
     </w:p>
     <w:p>
@@ -18955,7 +18647,128 @@
         <w:rPr>
           <w:rFonts w:ascii="Times New Roman" w:hAnsi="Times New Roman"/>
         </w:rPr>
-        <w:t>利用片段权重进行加权聚合，再将聚合结果映射到统一通道维，得到局部表示。</w:t>
+        <w:t>其中，</w:t>
+      </w:r>
+      <w:r>
+        <w:rPr>
+          <w:rFonts w:ascii="Times New Roman" w:hAnsi="Times New Roman"/>
+        </w:rPr>
+        <w:t>α_{b,v,p}</w:t>
+      </w:r>
+      <w:r>
+        <w:rPr>
+          <w:rFonts w:ascii="Times New Roman" w:hAnsi="Times New Roman"/>
+        </w:rPr>
+        <w:t>表示第</w:t>
+      </w:r>
+      <w:r>
+        <w:rPr>
+          <w:rFonts w:ascii="Times New Roman" w:hAnsi="Times New Roman"/>
+        </w:rPr>
+        <w:t>b</w:t>
+      </w:r>
+      <w:r>
+        <w:rPr>
+          <w:rFonts w:ascii="Times New Roman" w:hAnsi="Times New Roman"/>
+        </w:rPr>
+        <w:t>个样本、第</w:t>
+      </w:r>
+      <w:r>
+        <w:rPr>
+          <w:rFonts w:ascii="Times New Roman" w:hAnsi="Times New Roman"/>
+        </w:rPr>
+        <w:t>v</w:t>
+      </w:r>
+      <w:r>
+        <w:rPr>
+          <w:rFonts w:ascii="Times New Roman" w:hAnsi="Times New Roman"/>
+        </w:rPr>
+        <w:t>个潜在变量的第</w:t>
+      </w:r>
+      <w:r>
+        <w:rPr>
+          <w:rFonts w:ascii="Times New Roman" w:hAnsi="Times New Roman"/>
+        </w:rPr>
+        <w:t>p</w:t>
+      </w:r>
+      <w:r>
+        <w:rPr>
+          <w:rFonts w:ascii="Times New Roman" w:hAnsi="Times New Roman"/>
+        </w:rPr>
+        <w:t>个局部片段的自适应权重；</w:t>
+      </w:r>
+      <w:r>
+        <w:rPr>
+          <w:rFonts w:ascii="Times New Roman" w:hAnsi="Times New Roman"/>
+        </w:rPr>
+        <w:t>exp</w:t>
+      </w:r>
+      <w:r>
+        <w:rPr>
+          <w:rFonts w:ascii="Times New Roman" w:hAnsi="Times New Roman"/>
+        </w:rPr>
+        <w:t>表示指数函数；</w:t>
+      </w:r>
+      <w:r>
+        <w:rPr>
+          <w:rFonts w:ascii="Times New Roman" w:hAnsi="Times New Roman"/>
+        </w:rPr>
+        <w:lastRenderedPageBreak/>
+        <w:t>ρ_{b,v,p}</w:t>
+      </w:r>
+      <w:r>
+        <w:rPr>
+          <w:rFonts w:ascii="Times New Roman" w:hAnsi="Times New Roman"/>
+        </w:rPr>
+        <w:t>表示公式（</w:t>
+      </w:r>
+      <w:r>
+        <w:rPr>
+          <w:rFonts w:ascii="Times New Roman" w:hAnsi="Times New Roman"/>
+        </w:rPr>
+        <w:t>20</w:t>
+      </w:r>
+      <w:r>
+        <w:rPr>
+          <w:rFonts w:ascii="Times New Roman" w:hAnsi="Times New Roman"/>
+        </w:rPr>
+        <w:t>）得到的片段评分；</w:t>
+      </w:r>
+      <w:r>
+        <w:rPr>
+          <w:rFonts w:ascii="Times New Roman" w:hAnsi="Times New Roman"/>
+        </w:rPr>
+        <w:t>k</w:t>
+      </w:r>
+      <w:r>
+        <w:rPr>
+          <w:rFonts w:ascii="Times New Roman" w:hAnsi="Times New Roman"/>
+        </w:rPr>
+        <w:t>表示用于归一化求和的片段索引；</w:t>
+      </w:r>
+      <w:r>
+        <w:rPr>
+          <w:rFonts w:ascii="Times New Roman" w:hAnsi="Times New Roman"/>
+        </w:rPr>
+        <w:t>N_p</w:t>
+      </w:r>
+      <w:r>
+        <w:rPr>
+          <w:rFonts w:ascii="Times New Roman" w:hAnsi="Times New Roman"/>
+        </w:rPr>
+        <w:t>表示同一潜在变量对应的局部片段总数。</w:t>
+      </w:r>
+      <w:r>
+        <w:rPr>
+          <w:rFonts w:ascii="Times New Roman" w:hAnsi="Times New Roman"/>
+        </w:rPr>
+        <w:t>Softmax</w:t>
+      </w:r>
+      <w:r>
+        <w:rPr>
+          <w:rFonts w:ascii="Times New Roman" w:hAnsi="Times New Roman"/>
+        </w:rPr>
+        <w:t>归一化仅在同一潜在变量的局部片段集合内进行，因此不同潜在变量分别具有独立的片段权重分布。</w:t>
       </w:r>
     </w:p>
     <w:p>
@@ -18969,7 +18782,7 @@
         <w:rPr>
           <w:rFonts w:ascii="Times New Roman" w:hAnsi="Times New Roman"/>
         </w:rPr>
-        <w:t>利用片段权重对片段编码结果加权聚合，并映射至统一通道维，局部支路表示定义如公式（</w:t>
+        <w:t>根据片段权重对同一潜在变量的全部局部片段编码结果进行加权求和，获得局部片段聚合表示；随后通过线性映射将其转换为统一的表示维度，局部片段支路的输出定义如公式（</w:t>
       </w:r>
       <w:r>
         <w:rPr>
@@ -18986,11 +18799,17 @@
     </w:p>
     <w:p>
       <w:pPr>
-        <w:jc w:val="center"/>
-        <w:rPr>
-          <w:rFonts w:ascii="Times New Roman" w:hAnsi="Times New Roman"/>
+        <w:ind w:firstLine="440"/>
+        <w:rPr>
+          <w:rFonts w:ascii="Times New Roman" w:hAnsi="Times New Roman" w:hint="eastAsia"/>
         </w:rPr>
       </w:pPr>
+      <w:r>
+        <w:rPr>
+          <w:rFonts w:ascii="Times New Roman" w:hAnsi="Times New Roman"/>
+        </w:rPr>
+        <w:t xml:space="preserve"> </w:t>
+      </w:r>
       <m:oMath>
         <m:sSubSup>
           <m:sSubSupPr>
@@ -19002,6 +18821,9 @@
           </m:sSubSupPr>
           <m:e>
             <m:r>
+              <m:rPr>
+                <m:sty m:val="bi"/>
+              </m:rPr>
               <w:rPr>
                 <w:rFonts w:ascii="Cambria Math" w:hAnsi="Cambria Math"/>
               </w:rPr>
@@ -19013,7 +18835,7 @@
               <w:rPr>
                 <w:rFonts w:ascii="Cambria Math" w:hAnsi="Cambria Math"/>
               </w:rPr>
-              <m:t>b</m:t>
+              <m:t>b,v,:</m:t>
             </m:r>
           </m:sub>
           <m:sup>
@@ -19029,24 +18851,18 @@
           <w:rPr>
             <w:rFonts w:ascii="Cambria Math" w:hAnsi="Cambria Math"/>
           </w:rPr>
-          <m:t>,v,≔</m:t>
+          <m:t>=</m:t>
         </m:r>
-        <m:sSubSup>
-          <m:sSubSupPr>
-            <m:ctrlPr>
-              <w:rPr>
-                <w:rFonts w:ascii="Cambria Math" w:hAnsi="Cambria Math"/>
-              </w:rPr>
-            </m:ctrlPr>
-          </m:sSubSupPr>
-          <m:e>
-            <m:r>
-              <w:rPr>
-                <w:rFonts w:ascii="Cambria Math" w:hAnsi="Cambria Math"/>
-              </w:rPr>
-              <m:t>Σ</m:t>
-            </m:r>
-          </m:e>
+        <m:nary>
+          <m:naryPr>
+            <m:chr m:val="∑"/>
+            <m:limLoc m:val="undOvr"/>
+            <m:ctrlPr>
+              <w:rPr>
+                <w:rFonts w:ascii="Cambria Math" w:hAnsi="Cambria Math"/>
+              </w:rPr>
+            </m:ctrlPr>
+          </m:naryPr>
           <m:sub>
             <m:r>
               <w:rPr>
@@ -19088,21 +18904,51 @@
               <m:t>-1</m:t>
             </m:r>
           </m:sup>
-        </m:sSubSup>
-        <m:sSub>
-          <m:sSubPr>
-            <m:ctrlPr>
-              <w:rPr>
-                <w:rFonts w:ascii="Cambria Math" w:hAnsi="Cambria Math"/>
-              </w:rPr>
-            </m:ctrlPr>
-          </m:sSubPr>
           <m:e>
-            <m:r>
-              <w:rPr>
-                <w:rFonts w:ascii="Cambria Math" w:hAnsi="Cambria Math"/>
-              </w:rPr>
-              <m:t>α</m:t>
+            <m:sSub>
+              <m:sSubPr>
+                <m:ctrlPr>
+                  <w:rPr>
+                    <w:rFonts w:ascii="Cambria Math" w:hAnsi="Cambria Math"/>
+                  </w:rPr>
+                </m:ctrlPr>
+              </m:sSubPr>
+              <m:e>
+                <m:r>
+                  <w:rPr>
+                    <w:rFonts w:ascii="Cambria Math" w:hAnsi="Cambria Math"/>
+                  </w:rPr>
+                  <m:t>α</m:t>
+                </m:r>
+              </m:e>
+              <m:sub>
+                <m:r>
+                  <w:rPr>
+                    <w:rFonts w:ascii="Cambria Math" w:hAnsi="Cambria Math"/>
+                  </w:rPr>
+                  <m:t>b,v,p</m:t>
+                </m:r>
+              </m:sub>
+            </m:sSub>
+          </m:e>
+        </m:nary>
+        <m:sSubSup>
+          <m:sSubSupPr>
+            <m:ctrlPr>
+              <w:rPr>
+                <w:rFonts w:ascii="Cambria Math" w:hAnsi="Cambria Math"/>
+              </w:rPr>
+            </m:ctrlPr>
+          </m:sSubSupPr>
+          <m:e>
+            <m:r>
+              <m:rPr>
+                <m:sty m:val="bi"/>
+              </m:rPr>
+              <w:rPr>
+                <w:rFonts w:ascii="Cambria Math" w:hAnsi="Cambria Math"/>
+              </w:rPr>
+              <m:t>H</m:t>
             </m:r>
           </m:e>
           <m:sub>
@@ -19110,32 +18956,7 @@
               <w:rPr>
                 <w:rFonts w:ascii="Cambria Math" w:hAnsi="Cambria Math"/>
               </w:rPr>
-              <m:t>b,v,p</m:t>
-            </m:r>
-          </m:sub>
-        </m:sSub>
-        <m:sSubSup>
-          <m:sSubSupPr>
-            <m:ctrlPr>
-              <w:rPr>
-                <w:rFonts w:ascii="Cambria Math" w:hAnsi="Cambria Math"/>
-              </w:rPr>
-            </m:ctrlPr>
-          </m:sSubSupPr>
-          <m:e>
-            <m:r>
-              <w:rPr>
-                <w:rFonts w:ascii="Cambria Math" w:hAnsi="Cambria Math"/>
-              </w:rPr>
-              <m:t>H</m:t>
-            </m:r>
-          </m:e>
-          <m:sub>
-            <m:r>
-              <w:rPr>
-                <w:rFonts w:ascii="Cambria Math" w:hAnsi="Cambria Math"/>
-              </w:rPr>
-              <m:t>b</m:t>
+              <m:t>b,v,p,:</m:t>
             </m:r>
           </m:sub>
           <m:sup>
@@ -19151,7 +18972,7 @@
           <w:rPr>
             <w:rFonts w:ascii="Cambria Math" w:hAnsi="Cambria Math"/>
           </w:rPr>
-          <m:t>,v,p,:∈</m:t>
+          <m:t>∈</m:t>
         </m:r>
         <m:sSup>
           <m:sSupPr>
@@ -19205,7 +19026,7 @@
           <w:rPr>
             <w:rFonts w:ascii="Cambria Math" w:hAnsi="Cambria Math"/>
           </w:rPr>
-          <m:t>,</m:t>
+          <m:t>,  </m:t>
         </m:r>
         <m:sSub>
           <m:sSubPr>
@@ -19217,6 +19038,9 @@
           </m:sSubPr>
           <m:e>
             <m:r>
+              <m:rPr>
+                <m:sty m:val="bi"/>
+              </m:rPr>
               <w:rPr>
                 <w:rFonts w:ascii="Cambria Math" w:hAnsi="Cambria Math"/>
               </w:rPr>
@@ -19248,6 +19072,9 @@
           </m:sSubSupPr>
           <m:e>
             <m:r>
+              <m:rPr>
+                <m:sty m:val="bi"/>
+              </m:rPr>
               <w:rPr>
                 <w:rFonts w:ascii="Cambria Math" w:hAnsi="Cambria Math"/>
               </w:rPr>
@@ -19259,7 +19086,7 @@
               <w:rPr>
                 <w:rFonts w:ascii="Cambria Math" w:hAnsi="Cambria Math"/>
               </w:rPr>
-              <m:t>b</m:t>
+              <m:t>b,v,:</m:t>
             </m:r>
           </m:sub>
           <m:sup>
@@ -19271,12 +19098,6 @@
             </m:r>
           </m:sup>
         </m:sSubSup>
-        <m:r>
-          <w:rPr>
-            <w:rFonts w:ascii="Cambria Math" w:hAnsi="Cambria Math"/>
-          </w:rPr>
-          <m:t>,v,:</m:t>
-        </m:r>
         <m:sSub>
           <m:sSubPr>
             <m:ctrlPr>
@@ -19287,6 +19108,9 @@
           </m:sSubPr>
           <m:e>
             <m:r>
+              <m:rPr>
+                <m:sty m:val="bi"/>
+              </m:rPr>
               <w:rPr>
                 <w:rFonts w:ascii="Cambria Math" w:hAnsi="Cambria Math"/>
               </w:rPr>
@@ -19318,179 +19142,13 @@
           </m:sSubPr>
           <m:e>
             <m:r>
+              <m:rPr>
+                <m:sty m:val="bi"/>
+              </m:rPr>
               <w:rPr>
                 <w:rFonts w:ascii="Cambria Math" w:hAnsi="Cambria Math"/>
               </w:rPr>
               <m:t>b</m:t>
-            </m:r>
-          </m:e>
-          <m:sub>
-            <m:r>
-              <w:rPr>
-                <w:rFonts w:ascii="Cambria Math" w:hAnsi="Cambria Math"/>
-              </w:rPr>
-              <m:t>A</m:t>
-            </m:r>
-          </m:sub>
-        </m:sSub>
-      </m:oMath>
-      <w:r>
-        <w:rPr>
-          <w:rFonts w:ascii="Times New Roman" w:hAnsi="Times New Roman"/>
-        </w:rPr>
-        <w:t>（</w:t>
-      </w:r>
-      <w:r>
-        <w:rPr>
-          <w:rFonts w:ascii="Times New Roman" w:hAnsi="Times New Roman"/>
-        </w:rPr>
-        <w:t>22</w:t>
-      </w:r>
-      <w:r>
-        <w:rPr>
-          <w:rFonts w:ascii="Times New Roman" w:hAnsi="Times New Roman"/>
-        </w:rPr>
-        <w:t>）</w:t>
-      </w:r>
-    </w:p>
-    <w:p>
-      <w:pPr>
-        <w:ind w:firstLine="440"/>
-        <w:rPr>
-          <w:rFonts w:ascii="Times New Roman" w:hAnsi="Times New Roman"/>
-        </w:rPr>
-      </w:pPr>
-      <w:r>
-        <w:rPr>
-          <w:rFonts w:ascii="Times New Roman" w:hAnsi="Times New Roman"/>
-        </w:rPr>
-        <w:t>其中，</w:t>
-      </w:r>
-      <w:r>
-        <w:rPr>
-          <w:rFonts w:ascii="Times New Roman" w:hAnsi="Times New Roman"/>
-        </w:rPr>
-        <w:t>h^{A}_{b,v,:}</w:t>
-      </w:r>
-      <w:r>
-        <w:rPr>
-          <w:rFonts w:ascii="Times New Roman" w:hAnsi="Times New Roman"/>
-        </w:rPr>
-        <w:t>表示片段加权聚合结果；</w:t>
-      </w:r>
-      <w:r>
-        <w:rPr>
-          <w:rFonts w:ascii="Times New Roman" w:hAnsi="Times New Roman"/>
-        </w:rPr>
-        <w:t>α_{b,v,p}</w:t>
-      </w:r>
-      <w:r>
-        <w:rPr>
-          <w:rFonts w:ascii="Times New Roman" w:hAnsi="Times New Roman"/>
-        </w:rPr>
-        <w:t>为公式（</w:t>
-      </w:r>
-      <w:r>
-        <w:rPr>
-          <w:rFonts w:ascii="Times New Roman" w:hAnsi="Times New Roman"/>
-        </w:rPr>
-        <w:t>21</w:t>
-      </w:r>
-      <w:r>
-        <w:rPr>
-          <w:rFonts w:ascii="Times New Roman" w:hAnsi="Times New Roman"/>
-        </w:rPr>
-        <w:t>）得到的片段权重；</w:t>
-      </w:r>
-      <w:r>
-        <w:rPr>
-          <w:rFonts w:ascii="Times New Roman" w:hAnsi="Times New Roman"/>
-        </w:rPr>
-        <w:t>H^{patch}_{b,v,p,:}</w:t>
-      </w:r>
-      <w:r>
-        <w:rPr>
-          <w:rFonts w:ascii="Times New Roman" w:hAnsi="Times New Roman"/>
-        </w:rPr>
-        <w:t>为片段编码；</w:t>
-      </w:r>
-      <w:r>
-        <w:rPr>
-          <w:rFonts w:ascii="Times New Roman" w:hAnsi="Times New Roman"/>
-        </w:rPr>
-        <w:t>W_A</w:t>
-      </w:r>
-      <w:r>
-        <w:rPr>
-          <w:rFonts w:ascii="Times New Roman" w:hAnsi="Times New Roman"/>
-        </w:rPr>
-        <w:t>表示局部表示映射矩阵；</w:t>
-      </w:r>
-      <w:r>
-        <w:rPr>
-          <w:rFonts w:ascii="Times New Roman" w:hAnsi="Times New Roman"/>
-        </w:rPr>
-        <w:t>b_A</w:t>
-      </w:r>
-      <w:r>
-        <w:rPr>
-          <w:rFonts w:ascii="Times New Roman" w:hAnsi="Times New Roman"/>
-        </w:rPr>
-        <w:t>表示映射偏置；</w:t>
-      </w:r>
-      <w:r>
-        <w:rPr>
-          <w:rFonts w:ascii="Times New Roman" w:hAnsi="Times New Roman"/>
-        </w:rPr>
-        <w:t>a_{b,v,:}</w:t>
-      </w:r>
-      <w:r>
-        <w:rPr>
-          <w:rFonts w:ascii="Times New Roman" w:hAnsi="Times New Roman"/>
-        </w:rPr>
-        <w:t>表示局部片段支路的</w:t>
-      </w:r>
-      <w:r>
-        <w:rPr>
-          <w:rFonts w:ascii="Times New Roman" w:hAnsi="Times New Roman"/>
-        </w:rPr>
-        <w:t>d</w:t>
-      </w:r>
-      <w:r>
-        <w:rPr>
-          <w:rFonts w:ascii="Times New Roman" w:hAnsi="Times New Roman"/>
-        </w:rPr>
-        <w:t>维输出。</w:t>
-      </w:r>
-    </w:p>
-    <w:p>
-      <w:pPr>
-        <w:ind w:firstLine="440"/>
-        <w:rPr>
-          <w:rFonts w:ascii="Times New Roman" w:hAnsi="Times New Roman"/>
-        </w:rPr>
-      </w:pPr>
-      <w:r>
-        <w:rPr>
-          <w:rFonts w:ascii="Times New Roman" w:hAnsi="Times New Roman"/>
-        </w:rPr>
-        <w:t>其中</w:t>
-      </w:r>
-      <m:oMath>
-        <m:sSub>
-          <m:sSubPr>
-            <m:ctrlPr>
-              <w:rPr>
-                <w:rFonts w:ascii="Cambria Math" w:hAnsi="Cambria Math"/>
-              </w:rPr>
-            </m:ctrlPr>
-          </m:sSubPr>
-          <m:e>
-            <m:r>
-              <w:rPr>
-                <w:rFonts w:ascii="Cambria Math" w:hAnsi="Cambria Math"/>
-              </w:rPr>
-              <m:t>W</m:t>
             </m:r>
           </m:e>
           <m:sub>
@@ -19529,36 +19187,11 @@
             </m:r>
           </m:e>
           <m:sup>
-            <m:sSub>
-              <m:sSubPr>
-                <m:ctrlPr>
-                  <w:rPr>
-                    <w:rFonts w:ascii="Cambria Math" w:hAnsi="Cambria Math"/>
-                  </w:rPr>
-                </m:ctrlPr>
-              </m:sSubPr>
-              <m:e>
-                <m:r>
-                  <w:rPr>
-                    <w:rFonts w:ascii="Cambria Math" w:hAnsi="Cambria Math"/>
-                  </w:rPr>
-                  <m:t>d</m:t>
-                </m:r>
-              </m:e>
-              <m:sub>
-                <m:r>
-                  <w:rPr>
-                    <w:rFonts w:ascii="Cambria Math" w:hAnsi="Cambria Math"/>
-                  </w:rPr>
-                  <m:t>p</m:t>
-                </m:r>
-              </m:sub>
-            </m:sSub>
-            <m:r>
-              <w:rPr>
-                <w:rFonts w:ascii="Cambria Math" w:hAnsi="Cambria Math"/>
-              </w:rPr>
-              <m:t>×d</m:t>
+            <m:r>
+              <w:rPr>
+                <w:rFonts w:ascii="Cambria Math" w:hAnsi="Cambria Math"/>
+              </w:rPr>
+              <m:t>d</m:t>
             </m:r>
           </m:sup>
         </m:sSup>
@@ -19567,210 +19200,180 @@
         <w:rPr>
           <w:rFonts w:ascii="Times New Roman" w:hAnsi="Times New Roman"/>
         </w:rPr>
-        <w:t>为局部表示映射矩阵，</w:t>
-      </w:r>
-      <m:oMath>
-        <m:sSub>
-          <m:sSubPr>
-            <m:ctrlPr>
-              <w:rPr>
-                <w:rFonts w:ascii="Cambria Math" w:hAnsi="Cambria Math"/>
-              </w:rPr>
-            </m:ctrlPr>
-          </m:sSubPr>
-          <m:e>
-            <m:r>
-              <w:rPr>
-                <w:rFonts w:ascii="Cambria Math" w:hAnsi="Cambria Math"/>
-              </w:rPr>
-              <m:t>b</m:t>
-            </m:r>
-          </m:e>
-          <m:sub>
-            <m:r>
-              <w:rPr>
-                <w:rFonts w:ascii="Cambria Math" w:hAnsi="Cambria Math"/>
-              </w:rPr>
-              <m:t>A</m:t>
-            </m:r>
-          </m:sub>
-        </m:sSub>
-        <m:r>
-          <w:rPr>
-            <w:rFonts w:ascii="Cambria Math" w:hAnsi="Cambria Math"/>
-          </w:rPr>
-          <m:t>∈</m:t>
-        </m:r>
-        <m:sSup>
-          <m:sSupPr>
-            <m:ctrlPr>
-              <w:rPr>
-                <w:rFonts w:ascii="Cambria Math" w:hAnsi="Cambria Math"/>
-              </w:rPr>
-            </m:ctrlPr>
-          </m:sSupPr>
-          <m:e>
-            <m:r>
-              <m:rPr>
-                <m:scr m:val="double-struck"/>
-                <m:sty m:val="p"/>
-              </m:rPr>
-              <w:rPr>
-                <w:rFonts w:ascii="Cambria Math" w:hAnsi="Cambria Math"/>
-              </w:rPr>
-              <m:t>R</m:t>
-            </m:r>
-          </m:e>
-          <m:sup>
-            <m:r>
-              <w:rPr>
-                <w:rFonts w:ascii="Cambria Math" w:hAnsi="Cambria Math"/>
-              </w:rPr>
-              <m:t>d</m:t>
-            </m:r>
-          </m:sup>
-        </m:sSup>
-      </m:oMath>
-      <w:r>
-        <w:rPr>
-          <w:rFonts w:ascii="Times New Roman" w:hAnsi="Times New Roman"/>
-        </w:rPr>
-        <w:t>为偏置，</w:t>
-      </w:r>
-      <m:oMath>
-        <m:sSub>
-          <m:sSubPr>
-            <m:ctrlPr>
-              <w:rPr>
-                <w:rFonts w:ascii="Cambria Math" w:hAnsi="Cambria Math"/>
-              </w:rPr>
-            </m:ctrlPr>
-          </m:sSubPr>
-          <m:e>
-            <m:r>
-              <w:rPr>
-                <w:rFonts w:ascii="Cambria Math" w:hAnsi="Cambria Math"/>
-              </w:rPr>
-              <m:t>a</m:t>
-            </m:r>
-          </m:e>
-          <m:sub>
-            <m:r>
-              <w:rPr>
-                <w:rFonts w:ascii="Cambria Math" w:hAnsi="Cambria Math"/>
-              </w:rPr>
-              <m:t>b,v,:</m:t>
-            </m:r>
-          </m:sub>
-        </m:sSub>
-        <m:r>
-          <w:rPr>
-            <w:rFonts w:ascii="Cambria Math" w:hAnsi="Cambria Math"/>
-          </w:rPr>
-          <m:t>∈</m:t>
-        </m:r>
-        <m:sSup>
-          <m:sSupPr>
-            <m:ctrlPr>
-              <w:rPr>
-                <w:rFonts w:ascii="Cambria Math" w:hAnsi="Cambria Math"/>
-              </w:rPr>
-            </m:ctrlPr>
-          </m:sSupPr>
-          <m:e>
-            <m:r>
-              <m:rPr>
-                <m:scr m:val="double-struck"/>
-                <m:sty m:val="p"/>
-              </m:rPr>
-              <w:rPr>
-                <w:rFonts w:ascii="Cambria Math" w:hAnsi="Cambria Math"/>
-              </w:rPr>
-              <m:t>R</m:t>
-            </m:r>
-          </m:e>
-          <m:sup>
-            <m:r>
-              <w:rPr>
-                <w:rFonts w:ascii="Cambria Math" w:hAnsi="Cambria Math"/>
-              </w:rPr>
-              <m:t>d</m:t>
-            </m:r>
-          </m:sup>
-        </m:sSup>
-      </m:oMath>
-      <w:r>
-        <w:rPr>
-          <w:rFonts w:ascii="Times New Roman" w:hAnsi="Times New Roman"/>
-        </w:rPr>
-        <w:t>；</w:t>
-      </w:r>
-      <m:oMath>
-        <m:sSub>
-          <m:sSubPr>
-            <m:ctrlPr>
-              <w:rPr>
-                <w:rFonts w:ascii="Cambria Math" w:hAnsi="Cambria Math"/>
-              </w:rPr>
-            </m:ctrlPr>
-          </m:sSubPr>
-          <m:e>
-            <m:r>
-              <w:rPr>
-                <w:rFonts w:ascii="Cambria Math" w:hAnsi="Cambria Math"/>
-              </w:rPr>
-              <m:t>W</m:t>
-            </m:r>
-          </m:e>
-          <m:sub>
-            <m:r>
-              <w:rPr>
-                <w:rFonts w:ascii="Cambria Math" w:hAnsi="Cambria Math"/>
-              </w:rPr>
-              <m:t>A</m:t>
-            </m:r>
-          </m:sub>
-        </m:sSub>
-      </m:oMath>
-      <w:r>
-        <w:rPr>
-          <w:rFonts w:ascii="Times New Roman" w:hAnsi="Times New Roman"/>
-        </w:rPr>
-        <w:t>和</w:t>
-      </w:r>
-      <m:oMath>
-        <m:sSub>
-          <m:sSubPr>
-            <m:ctrlPr>
-              <w:rPr>
-                <w:rFonts w:ascii="Cambria Math" w:hAnsi="Cambria Math"/>
-              </w:rPr>
-            </m:ctrlPr>
-          </m:sSubPr>
-          <m:e>
-            <m:r>
-              <w:rPr>
-                <w:rFonts w:ascii="Cambria Math" w:hAnsi="Cambria Math"/>
-              </w:rPr>
-              <m:t>b</m:t>
-            </m:r>
-          </m:e>
-          <m:sub>
-            <m:r>
-              <w:rPr>
-                <w:rFonts w:ascii="Cambria Math" w:hAnsi="Cambria Math"/>
-              </w:rPr>
-              <m:t>A</m:t>
-            </m:r>
-          </m:sub>
-        </m:sSub>
-      </m:oMath>
-      <w:r>
-        <w:rPr>
-          <w:rFonts w:ascii="Times New Roman" w:hAnsi="Times New Roman"/>
-        </w:rPr>
-        <w:t>在所有样本及潜在变量之间共享。</w:t>
-      </w:r>
+        <w:t xml:space="preserve"> </w:t>
+      </w:r>
+      <w:r>
+        <w:rPr>
+          <w:rFonts w:ascii="Times New Roman" w:hAnsi="Times New Roman" w:hint="eastAsia"/>
+        </w:rPr>
+        <w:t>(22)</w:t>
+      </w:r>
+    </w:p>
+    <w:p>
+      <w:pPr>
+        <w:ind w:firstLine="440"/>
+        <w:rPr>
+          <w:rFonts w:ascii="Times New Roman" w:hAnsi="Times New Roman"/>
+        </w:rPr>
+      </w:pPr>
+      <w:r>
+        <w:rPr>
+          <w:rFonts w:ascii="Times New Roman" w:hAnsi="Times New Roman"/>
+        </w:rPr>
+        <w:t>其中，</w:t>
+      </w:r>
+      <w:r>
+        <w:rPr>
+          <w:rFonts w:ascii="Times New Roman" w:hAnsi="Times New Roman"/>
+        </w:rPr>
+        <w:t>h^{A}{b,v,:}</w:t>
+      </w:r>
+      <w:r>
+        <w:rPr>
+          <w:rFonts w:ascii="Times New Roman" w:hAnsi="Times New Roman"/>
+        </w:rPr>
+        <w:t>表示第</w:t>
+      </w:r>
+      <w:r>
+        <w:rPr>
+          <w:rFonts w:ascii="Times New Roman" w:hAnsi="Times New Roman"/>
+        </w:rPr>
+        <w:t>b</w:t>
+      </w:r>
+      <w:r>
+        <w:rPr>
+          <w:rFonts w:ascii="Times New Roman" w:hAnsi="Times New Roman"/>
+        </w:rPr>
+        <w:t>个样本、第</w:t>
+      </w:r>
+      <w:r>
+        <w:rPr>
+          <w:rFonts w:ascii="Times New Roman" w:hAnsi="Times New Roman"/>
+        </w:rPr>
+        <w:t>v</w:t>
+      </w:r>
+      <w:r>
+        <w:rPr>
+          <w:rFonts w:ascii="Times New Roman" w:hAnsi="Times New Roman"/>
+        </w:rPr>
+        <w:t>个潜在变量的局部片段聚合表示；</w:t>
+      </w:r>
+      <w:r>
+        <w:rPr>
+          <w:rFonts w:ascii="Times New Roman" w:hAnsi="Times New Roman"/>
+        </w:rPr>
+        <w:t>α{b,v,p}</w:t>
+      </w:r>
+      <w:r>
+        <w:rPr>
+          <w:rFonts w:ascii="Times New Roman" w:hAnsi="Times New Roman"/>
+        </w:rPr>
+        <w:t>表示公式（</w:t>
+      </w:r>
+      <w:r>
+        <w:rPr>
+          <w:rFonts w:ascii="Times New Roman" w:hAnsi="Times New Roman"/>
+        </w:rPr>
+        <w:t>21</w:t>
+      </w:r>
+      <w:r>
+        <w:rPr>
+          <w:rFonts w:ascii="Times New Roman" w:hAnsi="Times New Roman"/>
+        </w:rPr>
+        <w:t>）得到的片段权重；</w:t>
+      </w:r>
+      <w:r>
+        <w:rPr>
+          <w:rFonts w:ascii="Times New Roman" w:hAnsi="Times New Roman"/>
+        </w:rPr>
+        <w:t>H^{patch}{b,v,p,:}</w:t>
+      </w:r>
+      <w:r>
+        <w:rPr>
+          <w:rFonts w:ascii="Times New Roman" w:hAnsi="Times New Roman"/>
+        </w:rPr>
+        <w:t>表示第</w:t>
+      </w:r>
+      <w:r>
+        <w:rPr>
+          <w:rFonts w:ascii="Times New Roman" w:hAnsi="Times New Roman"/>
+        </w:rPr>
+        <w:t>p</w:t>
+      </w:r>
+      <w:r>
+        <w:rPr>
+          <w:rFonts w:ascii="Times New Roman" w:hAnsi="Times New Roman"/>
+        </w:rPr>
+        <w:t>个局部片段的编码向量；</w:t>
+      </w:r>
+      <w:r>
+        <w:rPr>
+          <w:rFonts w:ascii="Times New Roman" w:hAnsi="Times New Roman"/>
+        </w:rPr>
+        <w:t>W_A</w:t>
+      </w:r>
+      <w:r>
+        <w:rPr>
+          <w:rFonts w:ascii="Times New Roman" w:hAnsi="Times New Roman"/>
+        </w:rPr>
+        <w:t>表示局部表示映射矩阵；</w:t>
+      </w:r>
+      <w:r>
+        <w:rPr>
+          <w:rFonts w:ascii="Times New Roman" w:hAnsi="Times New Roman"/>
+        </w:rPr>
+        <w:t>b_A</w:t>
+      </w:r>
+      <w:r>
+        <w:rPr>
+          <w:rFonts w:ascii="Times New Roman" w:hAnsi="Times New Roman"/>
+        </w:rPr>
+        <w:t>表示映射偏置；</w:t>
+      </w:r>
+      <w:r>
+        <w:rPr>
+          <w:rFonts w:ascii="Times New Roman" w:hAnsi="Times New Roman"/>
+        </w:rPr>
+        <w:t>a{b,v,:}</w:t>
+      </w:r>
+      <w:r>
+        <w:rPr>
+          <w:rFonts w:ascii="Times New Roman" w:hAnsi="Times New Roman"/>
+        </w:rPr>
+        <w:t>表示局部片段支路输出的统一维度特征；</w:t>
+      </w:r>
+      <w:r>
+        <w:rPr>
+          <w:rFonts w:ascii="Times New Roman" w:hAnsi="Times New Roman"/>
+        </w:rPr>
+        <w:t>d_p</w:t>
+      </w:r>
+      <w:r>
+        <w:rPr>
+          <w:rFonts w:ascii="Times New Roman" w:hAnsi="Times New Roman"/>
+        </w:rPr>
+        <w:t>表示片段编码维度；</w:t>
+      </w:r>
+      <w:r>
+        <w:rPr>
+          <w:rFonts w:ascii="Times New Roman" w:hAnsi="Times New Roman"/>
+        </w:rPr>
+        <w:t>d</w:t>
+      </w:r>
+      <w:r>
+        <w:rPr>
+          <w:rFonts w:ascii="Times New Roman" w:hAnsi="Times New Roman"/>
+        </w:rPr>
+        <w:t>表示双支路融合所采用的统一特征维度。通过上述片段级自适应评分和聚合，模型能够提高寿命敏感片段的权重，同时降低无效片段或噪声片段对局部退化特征表示的影响。</w:t>
+      </w:r>
+    </w:p>
+    <w:p>
+      <w:pPr>
+        <w:ind w:firstLine="440"/>
+        <w:rPr>
+          <w:rFonts w:ascii="Times New Roman" w:hAnsi="Times New Roman" w:hint="eastAsia"/>
+        </w:rPr>
+      </w:pPr>
     </w:p>
     <w:p>
       <w:pPr>
@@ -20173,19 +19776,7 @@
           <w:rPr>
             <w:rFonts w:ascii="Cambria Math" w:hAnsi="Cambria Math"/>
           </w:rPr>
-          <m:t>,</m:t>
-        </m:r>
-        <m:r>
-          <w:rPr>
-            <w:rFonts w:ascii="Cambria Math" w:hAnsi="Cambria Math"/>
-          </w:rPr>
-          <m:t>b</m:t>
-        </m:r>
-        <m:r>
-          <w:rPr>
-            <w:rFonts w:ascii="Cambria Math" w:hAnsi="Cambria Math"/>
-          </w:rPr>
-          <m:t>=1,</m:t>
+          <m:t>,b=1,</m:t>
         </m:r>
         <m:r>
           <m:rPr>
@@ -20200,19 +19791,7 @@
           <w:rPr>
             <w:rFonts w:ascii="Cambria Math" w:hAnsi="Cambria Math"/>
           </w:rPr>
-          <m:t>,</m:t>
-        </m:r>
-        <m:r>
-          <w:rPr>
-            <w:rFonts w:ascii="Cambria Math" w:hAnsi="Cambria Math"/>
-          </w:rPr>
-          <m:t>B</m:t>
-        </m:r>
-        <m:r>
-          <w:rPr>
-            <w:rFonts w:ascii="Cambria Math" w:hAnsi="Cambria Math"/>
-          </w:rPr>
-          <m:t>,v=1,</m:t>
+          <m:t>,B,v=1,</m:t>
         </m:r>
         <m:r>
           <m:rPr>
@@ -20227,13 +19806,7 @@
           <w:rPr>
             <w:rFonts w:ascii="Cambria Math" w:hAnsi="Cambria Math"/>
           </w:rPr>
-          <m:t>,</m:t>
-        </m:r>
-        <m:r>
-          <w:rPr>
-            <w:rFonts w:ascii="Cambria Math" w:hAnsi="Cambria Math"/>
-          </w:rPr>
-          <m:t>V</m:t>
+          <m:t>,V</m:t>
         </m:r>
       </m:oMath>
       <w:r>
@@ -21245,6 +20818,7 @@
         <w:rPr>
           <w:rFonts w:ascii="Times New Roman" w:eastAsia="宋体" w:hAnsi="Times New Roman"/>
         </w:rPr>
+        <w:lastRenderedPageBreak/>
         <w:t>9.S6</w:t>
       </w:r>
       <w:r>
@@ -21297,14 +20871,7 @@
         <w:rPr>
           <w:rFonts w:ascii="Times New Roman" w:hAnsi="Times New Roman"/>
         </w:rPr>
-        <w:t>将两个支路的表示按潜在变量索引对齐，并在通道维拼接，形成同时包含局部模式和完整轨迹的联合表</w:t>
-      </w:r>
-      <w:r>
-        <w:rPr>
-          <w:rFonts w:ascii="Times New Roman" w:hAnsi="Times New Roman"/>
-        </w:rPr>
-        <w:lastRenderedPageBreak/>
-        <w:t>示。</w:t>
+        <w:t>将两个支路的表示按潜在变量索引对齐，并在通道维拼接，形成同时包含局部模式和完整轨迹的联合表示。</w:t>
       </w:r>
     </w:p>
     <w:p>
@@ -23542,7 +23109,14 @@
         <w:rPr>
           <w:rFonts w:ascii="Times New Roman" w:hAnsi="Times New Roman"/>
         </w:rPr>
-        <w:t>均为变量索引；权重满足</w:t>
+        <w:t>均为变量</w:t>
+      </w:r>
+      <w:r>
+        <w:rPr>
+          <w:rFonts w:ascii="Times New Roman" w:hAnsi="Times New Roman"/>
+        </w:rPr>
+        <w:lastRenderedPageBreak/>
+        <w:t>索引；权重满足</w:t>
       </w:r>
       <m:oMath>
         <m:sSubSup>
@@ -24049,7 +23623,6 @@
         <w:rPr>
           <w:rFonts w:ascii="Times New Roman" w:hAnsi="Times New Roman"/>
         </w:rPr>
-        <w:lastRenderedPageBreak/>
         <w:t>9.4RUL</w:t>
       </w:r>
       <w:r>
@@ -26944,6 +26517,7 @@
         <w:rPr>
           <w:rFonts w:ascii="Times New Roman" w:hAnsi="Times New Roman"/>
         </w:rPr>
+        <w:lastRenderedPageBreak/>
         <w:t>在恢复至原始循环数的评价空间内，采用平均绝对百分比误差衡量相对误差，并设置非零保护项，其定义如公式（</w:t>
       </w:r>
       <w:r>
@@ -27505,7 +27079,6 @@
         <w:rPr>
           <w:rFonts w:ascii="Times New Roman" w:eastAsia="宋体" w:hAnsi="Times New Roman"/>
         </w:rPr>
-        <w:lastRenderedPageBreak/>
         <w:t>11.</w:t>
       </w:r>
       <w:r>
@@ -27781,6 +27354,7 @@
         <w:rPr>
           <w:rFonts w:ascii="Times New Roman" w:hAnsi="Times New Roman"/>
         </w:rPr>
+        <w:lastRenderedPageBreak/>
         <w:t>12.2</w:t>
       </w:r>
       <w:r>
@@ -28135,7 +27709,6 @@
               <w:rPr>
                 <w:rFonts w:ascii="Times New Roman" w:hAnsi="Times New Roman"/>
               </w:rPr>
-              <w:lastRenderedPageBreak/>
               <w:t>支路通道数</w:t>
             </w:r>
             <w:r>
@@ -31740,7 +31313,6 @@
   <w:style w:type="character" w:default="1" w:styleId="a1">
     <w:name w:val="Default Paragraph Font"/>
     <w:uiPriority w:val="1"/>
-    <w:semiHidden/>
     <w:unhideWhenUsed/>
   </w:style>
   <w:style w:type="table" w:default="1" w:styleId="a2">
